--- a/Physics/Units/09-Light Optics and the Electromagnetic Spectrum/Unit Plan.docx
+++ b/Physics/Units/09-Light Optics and the Electromagnetic Spectrum/Unit Plan.docx
@@ -316,7 +316,7 @@
                 <w:sz w:val="22"/>
                 <w:u w:val="none"/>
               </w:rPr>
-              <w:t>Law of Reflection and Plane Mirrors</w:t>
+              <w:t>Law of Reflection and Plane Mirrors (Day 1 of 2)</w:t>
             </w:r>
           </w:p>
         </w:tc>
@@ -335,7 +335,7 @@
                 <w:sz w:val="22"/>
                 <w:u w:val="none"/>
               </w:rPr>
-              <w:t>2</w:t>
+              <w:t>1</w:t>
             </w:r>
           </w:p>
         </w:tc>
@@ -354,7 +354,7 @@
                 <w:sz w:val="22"/>
                 <w:u w:val="none"/>
               </w:rPr>
-              <w:t>At the end of 42 minutes I can apply the law of reflection to predict the path of light rays and locate the image formed...</w:t>
+              <w:t>At the end of 42 minutes I can define and identify key concepts related to: apply the law of reflection to predict the p...</w:t>
             </w:r>
           </w:p>
         </w:tc>
@@ -396,7 +396,7 @@
                 <w:sz w:val="22"/>
                 <w:u w:val="none"/>
               </w:rPr>
-              <w:t>Curved Mirrors — Concave and Convex</w:t>
+              <w:t>Law of Reflection and Plane Mirrors (Day 2 of 2)</w:t>
             </w:r>
           </w:p>
         </w:tc>
@@ -416,7 +416,7 @@
                 <w:sz w:val="22"/>
                 <w:u w:val="none"/>
               </w:rPr>
-              <w:t>3</w:t>
+              <w:t>1</w:t>
             </w:r>
           </w:p>
         </w:tc>
@@ -436,7 +436,7 @@
                 <w:sz w:val="22"/>
                 <w:u w:val="none"/>
               </w:rPr>
-              <w:t>At the end of 42 minutes I can draw ray diagrams for concave and convex mirrors, describe the images formed at various o...</w:t>
+              <w:t>At the end of 42 minutes I can apply and analyze my understanding to apply the law of reflection to predict the path of ...</w:t>
             </w:r>
           </w:p>
         </w:tc>
@@ -476,7 +476,7 @@
                 <w:sz w:val="22"/>
                 <w:u w:val="none"/>
               </w:rPr>
-              <w:t>Refraction and Snell's Law</w:t>
+              <w:t>Curved Mirrors — Concave and Convex (Day 1 of 3)</w:t>
             </w:r>
           </w:p>
         </w:tc>
@@ -495,7 +495,7 @@
                 <w:sz w:val="22"/>
                 <w:u w:val="none"/>
               </w:rPr>
-              <w:t>2</w:t>
+              <w:t>1</w:t>
             </w:r>
           </w:p>
         </w:tc>
@@ -514,7 +514,7 @@
                 <w:sz w:val="22"/>
                 <w:u w:val="none"/>
               </w:rPr>
-              <w:t>At the end of 42 minutes I can apply Snell's law to calculate the angle of refraction when light passes between media wi...</w:t>
+              <w:t>At the end of 42 minutes I can define and describe key concepts related to: draw ray diagrams for concave and convex mir...</w:t>
             </w:r>
           </w:p>
         </w:tc>
@@ -556,7 +556,7 @@
                 <w:sz w:val="22"/>
                 <w:u w:val="none"/>
               </w:rPr>
-              <w:t>Lenses and the Thin Lens Equation</w:t>
+              <w:t>Curved Mirrors — Concave and Convex (Day 2 of 3)</w:t>
             </w:r>
           </w:p>
         </w:tc>
@@ -576,7 +576,7 @@
                 <w:sz w:val="22"/>
                 <w:u w:val="none"/>
               </w:rPr>
-              <w:t>3</w:t>
+              <w:t>1</w:t>
             </w:r>
           </w:p>
         </w:tc>
@@ -596,7 +596,7 @@
                 <w:sz w:val="22"/>
                 <w:u w:val="none"/>
               </w:rPr>
-              <w:t>At the end of 42 minutes I can draw ray diagrams for converging and diverging lenses, describe the images formed, and us...</w:t>
+              <w:t>At the end of 42 minutes I can apply and compare concepts and draw ray diagrams for concave and convex mirrors, describe...</w:t>
             </w:r>
           </w:p>
         </w:tc>
@@ -636,7 +636,7 @@
                 <w:sz w:val="22"/>
                 <w:u w:val="none"/>
               </w:rPr>
-              <w:t>The Electromagnetic Spectrum and Photon Energy</w:t>
+              <w:t>Curved Mirrors — Concave and Convex (Day 3 of 3)</w:t>
             </w:r>
           </w:p>
         </w:tc>
@@ -655,7 +655,7 @@
                 <w:sz w:val="22"/>
                 <w:u w:val="none"/>
               </w:rPr>
-              <w:t>3</w:t>
+              <w:t>1</w:t>
             </w:r>
           </w:p>
         </w:tc>
@@ -674,7 +674,7 @@
                 <w:sz w:val="22"/>
                 <w:u w:val="none"/>
               </w:rPr>
-              <w:t>At the end of 42 minutes I can identify the regions of the electromagnetic spectrum by frequency and wavelength, calcula...</w:t>
+              <w:t>At the end of 42 minutes I can evaluate and explain my understanding to draw ray diagrams for concave and convex mirrors...</w:t>
             </w:r>
           </w:p>
         </w:tc>
@@ -716,7 +716,7 @@
                 <w:sz w:val="22"/>
                 <w:u w:val="none"/>
               </w:rPr>
-              <w:t>Wave-Particle Duality and Unit 9 Review</w:t>
+              <w:t>Refraction and Snell's Law (Day 1 of 2)</w:t>
             </w:r>
           </w:p>
         </w:tc>
@@ -736,7 +736,7 @@
                 <w:sz w:val="22"/>
                 <w:u w:val="none"/>
               </w:rPr>
-              <w:t>2</w:t>
+              <w:t>1</w:t>
             </w:r>
           </w:p>
         </w:tc>
@@ -756,7 +756,967 @@
                 <w:sz w:val="22"/>
                 <w:u w:val="none"/>
               </w:rPr>
-              <w:t>At the end of 42 minutes I can evaluate claims about whether the wave or particle model better describes a given phenome...</w:t>
+              <w:t>At the end of 42 minutes I can define and identify key concepts related to: apply Snell's law to calculate the angle of ...</w:t>
+            </w:r>
+          </w:p>
+        </w:tc>
+      </w:tr>
+      <w:tr>
+        <w:tc>
+          <w:tcPr>
+            <w:tcW w:type="dxa" w:w="1008"/>
+          </w:tcPr>
+          <w:p>
+            <w:r/>
+            <w:r>
+              <w:rPr>
+                <w:rFonts w:ascii="Calibri" w:hAnsi="Calibri"/>
+                <w:b w:val="0"/>
+                <w:i w:val="0"/>
+                <w:color w:val="000000"/>
+                <w:sz w:val="22"/>
+                <w:u w:val="none"/>
+              </w:rPr>
+              <w:t>7</w:t>
+            </w:r>
+          </w:p>
+        </w:tc>
+        <w:tc>
+          <w:tcPr>
+            <w:tcW w:type="dxa" w:w="2880"/>
+          </w:tcPr>
+          <w:p>
+            <w:r/>
+            <w:r>
+              <w:rPr>
+                <w:rFonts w:ascii="Calibri" w:hAnsi="Calibri"/>
+                <w:b w:val="0"/>
+                <w:i w:val="0"/>
+                <w:color w:val="000000"/>
+                <w:sz w:val="22"/>
+                <w:u w:val="none"/>
+              </w:rPr>
+              <w:t>Refraction and Snell's Law (Day 2 of 2)</w:t>
+            </w:r>
+          </w:p>
+        </w:tc>
+        <w:tc>
+          <w:tcPr>
+            <w:tcW w:type="dxa" w:w="864"/>
+          </w:tcPr>
+          <w:p>
+            <w:r/>
+            <w:r>
+              <w:rPr>
+                <w:rFonts w:ascii="Calibri" w:hAnsi="Calibri"/>
+                <w:b w:val="0"/>
+                <w:i w:val="0"/>
+                <w:color w:val="000000"/>
+                <w:sz w:val="22"/>
+                <w:u w:val="none"/>
+              </w:rPr>
+              <w:t>1</w:t>
+            </w:r>
+          </w:p>
+        </w:tc>
+        <w:tc>
+          <w:tcPr>
+            <w:tcW w:type="dxa" w:w="5040"/>
+          </w:tcPr>
+          <w:p>
+            <w:r/>
+            <w:r>
+              <w:rPr>
+                <w:rFonts w:ascii="Calibri" w:hAnsi="Calibri"/>
+                <w:b w:val="0"/>
+                <w:i w:val="0"/>
+                <w:color w:val="000000"/>
+                <w:sz w:val="22"/>
+                <w:u w:val="none"/>
+              </w:rPr>
+              <w:t>At the end of 42 minutes I can apply and analyze my understanding to apply Snell's law to calculate the angle of refract...</w:t>
+            </w:r>
+          </w:p>
+        </w:tc>
+      </w:tr>
+      <w:tr>
+        <w:tc>
+          <w:tcPr>
+            <w:tcW w:type="dxa" w:w="1008"/>
+            <w:shd w:fill="F2F2F2" w:val="clear"/>
+          </w:tcPr>
+          <w:p>
+            <w:r/>
+            <w:r>
+              <w:rPr>
+                <w:rFonts w:ascii="Calibri" w:hAnsi="Calibri"/>
+                <w:b w:val="0"/>
+                <w:i w:val="0"/>
+                <w:color w:val="000000"/>
+                <w:sz w:val="22"/>
+                <w:u w:val="none"/>
+              </w:rPr>
+              <w:t>8</w:t>
+            </w:r>
+          </w:p>
+        </w:tc>
+        <w:tc>
+          <w:tcPr>
+            <w:tcW w:type="dxa" w:w="2880"/>
+            <w:shd w:fill="F2F2F2" w:val="clear"/>
+          </w:tcPr>
+          <w:p>
+            <w:r/>
+            <w:r>
+              <w:rPr>
+                <w:rFonts w:ascii="Calibri" w:hAnsi="Calibri"/>
+                <w:b w:val="0"/>
+                <w:i w:val="0"/>
+                <w:color w:val="000000"/>
+                <w:sz w:val="22"/>
+                <w:u w:val="none"/>
+              </w:rPr>
+              <w:t>Lenses and the Thin Lens Equation (Day 1 of 3)</w:t>
+            </w:r>
+          </w:p>
+        </w:tc>
+        <w:tc>
+          <w:tcPr>
+            <w:tcW w:type="dxa" w:w="864"/>
+            <w:shd w:fill="F2F2F2" w:val="clear"/>
+          </w:tcPr>
+          <w:p>
+            <w:r/>
+            <w:r>
+              <w:rPr>
+                <w:rFonts w:ascii="Calibri" w:hAnsi="Calibri"/>
+                <w:b w:val="0"/>
+                <w:i w:val="0"/>
+                <w:color w:val="000000"/>
+                <w:sz w:val="22"/>
+                <w:u w:val="none"/>
+              </w:rPr>
+              <w:t>1</w:t>
+            </w:r>
+          </w:p>
+        </w:tc>
+        <w:tc>
+          <w:tcPr>
+            <w:tcW w:type="dxa" w:w="5040"/>
+            <w:shd w:fill="F2F2F2" w:val="clear"/>
+          </w:tcPr>
+          <w:p>
+            <w:r/>
+            <w:r>
+              <w:rPr>
+                <w:rFonts w:ascii="Calibri" w:hAnsi="Calibri"/>
+                <w:b w:val="0"/>
+                <w:i w:val="0"/>
+                <w:color w:val="000000"/>
+                <w:sz w:val="22"/>
+                <w:u w:val="none"/>
+              </w:rPr>
+              <w:t>At the end of 42 minutes I can define and describe key concepts related to: draw ray diagrams for converging and divergi...</w:t>
+            </w:r>
+          </w:p>
+        </w:tc>
+      </w:tr>
+      <w:tr>
+        <w:tc>
+          <w:tcPr>
+            <w:tcW w:type="dxa" w:w="1008"/>
+          </w:tcPr>
+          <w:p>
+            <w:r/>
+            <w:r>
+              <w:rPr>
+                <w:rFonts w:ascii="Calibri" w:hAnsi="Calibri"/>
+                <w:b w:val="0"/>
+                <w:i w:val="0"/>
+                <w:color w:val="000000"/>
+                <w:sz w:val="22"/>
+                <w:u w:val="none"/>
+              </w:rPr>
+              <w:t>9</w:t>
+            </w:r>
+          </w:p>
+        </w:tc>
+        <w:tc>
+          <w:tcPr>
+            <w:tcW w:type="dxa" w:w="2880"/>
+          </w:tcPr>
+          <w:p>
+            <w:r/>
+            <w:r>
+              <w:rPr>
+                <w:rFonts w:ascii="Calibri" w:hAnsi="Calibri"/>
+                <w:b w:val="0"/>
+                <w:i w:val="0"/>
+                <w:color w:val="000000"/>
+                <w:sz w:val="22"/>
+                <w:u w:val="none"/>
+              </w:rPr>
+              <w:t>Lenses and the Thin Lens Equation (Day 2 of 3)</w:t>
+            </w:r>
+          </w:p>
+        </w:tc>
+        <w:tc>
+          <w:tcPr>
+            <w:tcW w:type="dxa" w:w="864"/>
+          </w:tcPr>
+          <w:p>
+            <w:r/>
+            <w:r>
+              <w:rPr>
+                <w:rFonts w:ascii="Calibri" w:hAnsi="Calibri"/>
+                <w:b w:val="0"/>
+                <w:i w:val="0"/>
+                <w:color w:val="000000"/>
+                <w:sz w:val="22"/>
+                <w:u w:val="none"/>
+              </w:rPr>
+              <w:t>1</w:t>
+            </w:r>
+          </w:p>
+        </w:tc>
+        <w:tc>
+          <w:tcPr>
+            <w:tcW w:type="dxa" w:w="5040"/>
+          </w:tcPr>
+          <w:p>
+            <w:r/>
+            <w:r>
+              <w:rPr>
+                <w:rFonts w:ascii="Calibri" w:hAnsi="Calibri"/>
+                <w:b w:val="0"/>
+                <w:i w:val="0"/>
+                <w:color w:val="000000"/>
+                <w:sz w:val="22"/>
+                <w:u w:val="none"/>
+              </w:rPr>
+              <w:t>At the end of 42 minutes I can apply and compare concepts and draw ray diagrams for converging and diverging lenses, des...</w:t>
+            </w:r>
+          </w:p>
+        </w:tc>
+      </w:tr>
+      <w:tr>
+        <w:tc>
+          <w:tcPr>
+            <w:tcW w:type="dxa" w:w="1008"/>
+            <w:shd w:fill="F2F2F2" w:val="clear"/>
+          </w:tcPr>
+          <w:p>
+            <w:r/>
+            <w:r>
+              <w:rPr>
+                <w:rFonts w:ascii="Calibri" w:hAnsi="Calibri"/>
+                <w:b w:val="0"/>
+                <w:i w:val="0"/>
+                <w:color w:val="000000"/>
+                <w:sz w:val="22"/>
+                <w:u w:val="none"/>
+              </w:rPr>
+              <w:t>10</w:t>
+            </w:r>
+          </w:p>
+        </w:tc>
+        <w:tc>
+          <w:tcPr>
+            <w:tcW w:type="dxa" w:w="2880"/>
+            <w:shd w:fill="F2F2F2" w:val="clear"/>
+          </w:tcPr>
+          <w:p>
+            <w:r/>
+            <w:r>
+              <w:rPr>
+                <w:rFonts w:ascii="Calibri" w:hAnsi="Calibri"/>
+                <w:b w:val="0"/>
+                <w:i w:val="0"/>
+                <w:color w:val="000000"/>
+                <w:sz w:val="22"/>
+                <w:u w:val="none"/>
+              </w:rPr>
+              <w:t>Lenses and the Thin Lens Equation (Day 3 of 3)</w:t>
+            </w:r>
+          </w:p>
+        </w:tc>
+        <w:tc>
+          <w:tcPr>
+            <w:tcW w:type="dxa" w:w="864"/>
+            <w:shd w:fill="F2F2F2" w:val="clear"/>
+          </w:tcPr>
+          <w:p>
+            <w:r/>
+            <w:r>
+              <w:rPr>
+                <w:rFonts w:ascii="Calibri" w:hAnsi="Calibri"/>
+                <w:b w:val="0"/>
+                <w:i w:val="0"/>
+                <w:color w:val="000000"/>
+                <w:sz w:val="22"/>
+                <w:u w:val="none"/>
+              </w:rPr>
+              <w:t>1</w:t>
+            </w:r>
+          </w:p>
+        </w:tc>
+        <w:tc>
+          <w:tcPr>
+            <w:tcW w:type="dxa" w:w="5040"/>
+            <w:shd w:fill="F2F2F2" w:val="clear"/>
+          </w:tcPr>
+          <w:p>
+            <w:r/>
+            <w:r>
+              <w:rPr>
+                <w:rFonts w:ascii="Calibri" w:hAnsi="Calibri"/>
+                <w:b w:val="0"/>
+                <w:i w:val="0"/>
+                <w:color w:val="000000"/>
+                <w:sz w:val="22"/>
+                <w:u w:val="none"/>
+              </w:rPr>
+              <w:t>At the end of 42 minutes I can evaluate and explain my understanding to draw ray diagrams for converging and diverging l...</w:t>
+            </w:r>
+          </w:p>
+        </w:tc>
+      </w:tr>
+      <w:tr>
+        <w:tc>
+          <w:tcPr>
+            <w:tcW w:type="dxa" w:w="1008"/>
+          </w:tcPr>
+          <w:p>
+            <w:r/>
+            <w:r>
+              <w:rPr>
+                <w:rFonts w:ascii="Calibri" w:hAnsi="Calibri"/>
+                <w:b w:val="0"/>
+                <w:i w:val="0"/>
+                <w:color w:val="000000"/>
+                <w:sz w:val="22"/>
+                <w:u w:val="none"/>
+              </w:rPr>
+              <w:t>11</w:t>
+            </w:r>
+          </w:p>
+        </w:tc>
+        <w:tc>
+          <w:tcPr>
+            <w:tcW w:type="dxa" w:w="2880"/>
+          </w:tcPr>
+          <w:p>
+            <w:r/>
+            <w:r>
+              <w:rPr>
+                <w:rFonts w:ascii="Calibri" w:hAnsi="Calibri"/>
+                <w:b w:val="0"/>
+                <w:i w:val="0"/>
+                <w:color w:val="000000"/>
+                <w:sz w:val="22"/>
+                <w:u w:val="none"/>
+              </w:rPr>
+              <w:t>The Electromagnetic Spectrum and Photon Energy (Day 1 of 3)</w:t>
+            </w:r>
+          </w:p>
+        </w:tc>
+        <w:tc>
+          <w:tcPr>
+            <w:tcW w:type="dxa" w:w="864"/>
+          </w:tcPr>
+          <w:p>
+            <w:r/>
+            <w:r>
+              <w:rPr>
+                <w:rFonts w:ascii="Calibri" w:hAnsi="Calibri"/>
+                <w:b w:val="0"/>
+                <w:i w:val="0"/>
+                <w:color w:val="000000"/>
+                <w:sz w:val="22"/>
+                <w:u w:val="none"/>
+              </w:rPr>
+              <w:t>1</w:t>
+            </w:r>
+          </w:p>
+        </w:tc>
+        <w:tc>
+          <w:tcPr>
+            <w:tcW w:type="dxa" w:w="5040"/>
+          </w:tcPr>
+          <w:p>
+            <w:r/>
+            <w:r>
+              <w:rPr>
+                <w:rFonts w:ascii="Calibri" w:hAnsi="Calibri"/>
+                <w:b w:val="0"/>
+                <w:i w:val="0"/>
+                <w:color w:val="000000"/>
+                <w:sz w:val="22"/>
+                <w:u w:val="none"/>
+              </w:rPr>
+              <w:t>At the end of 42 minutes I can define and describe key concepts related to: identify the regions of the electromagnetic ...</w:t>
+            </w:r>
+          </w:p>
+        </w:tc>
+      </w:tr>
+      <w:tr>
+        <w:tc>
+          <w:tcPr>
+            <w:tcW w:type="dxa" w:w="1008"/>
+            <w:shd w:fill="F2F2F2" w:val="clear"/>
+          </w:tcPr>
+          <w:p>
+            <w:r/>
+            <w:r>
+              <w:rPr>
+                <w:rFonts w:ascii="Calibri" w:hAnsi="Calibri"/>
+                <w:b w:val="0"/>
+                <w:i w:val="0"/>
+                <w:color w:val="000000"/>
+                <w:sz w:val="22"/>
+                <w:u w:val="none"/>
+              </w:rPr>
+              <w:t>12</w:t>
+            </w:r>
+          </w:p>
+        </w:tc>
+        <w:tc>
+          <w:tcPr>
+            <w:tcW w:type="dxa" w:w="2880"/>
+            <w:shd w:fill="F2F2F2" w:val="clear"/>
+          </w:tcPr>
+          <w:p>
+            <w:r/>
+            <w:r>
+              <w:rPr>
+                <w:rFonts w:ascii="Calibri" w:hAnsi="Calibri"/>
+                <w:b w:val="0"/>
+                <w:i w:val="0"/>
+                <w:color w:val="000000"/>
+                <w:sz w:val="22"/>
+                <w:u w:val="none"/>
+              </w:rPr>
+              <w:t>The Electromagnetic Spectrum and Photon Energy (Day 2 of 3)</w:t>
+            </w:r>
+          </w:p>
+        </w:tc>
+        <w:tc>
+          <w:tcPr>
+            <w:tcW w:type="dxa" w:w="864"/>
+            <w:shd w:fill="F2F2F2" w:val="clear"/>
+          </w:tcPr>
+          <w:p>
+            <w:r/>
+            <w:r>
+              <w:rPr>
+                <w:rFonts w:ascii="Calibri" w:hAnsi="Calibri"/>
+                <w:b w:val="0"/>
+                <w:i w:val="0"/>
+                <w:color w:val="000000"/>
+                <w:sz w:val="22"/>
+                <w:u w:val="none"/>
+              </w:rPr>
+              <w:t>1</w:t>
+            </w:r>
+          </w:p>
+        </w:tc>
+        <w:tc>
+          <w:tcPr>
+            <w:tcW w:type="dxa" w:w="5040"/>
+            <w:shd w:fill="F2F2F2" w:val="clear"/>
+          </w:tcPr>
+          <w:p>
+            <w:r/>
+            <w:r>
+              <w:rPr>
+                <w:rFonts w:ascii="Calibri" w:hAnsi="Calibri"/>
+                <w:b w:val="0"/>
+                <w:i w:val="0"/>
+                <w:color w:val="000000"/>
+                <w:sz w:val="22"/>
+                <w:u w:val="none"/>
+              </w:rPr>
+              <w:t>At the end of 42 minutes I can apply and compare concepts and identify the regions of the electromagnetic spectrum by fr...</w:t>
+            </w:r>
+          </w:p>
+        </w:tc>
+      </w:tr>
+      <w:tr>
+        <w:tc>
+          <w:tcPr>
+            <w:tcW w:type="dxa" w:w="1008"/>
+          </w:tcPr>
+          <w:p>
+            <w:r/>
+            <w:r>
+              <w:rPr>
+                <w:rFonts w:ascii="Calibri" w:hAnsi="Calibri"/>
+                <w:b w:val="0"/>
+                <w:i w:val="0"/>
+                <w:color w:val="000000"/>
+                <w:sz w:val="22"/>
+                <w:u w:val="none"/>
+              </w:rPr>
+              <w:t>13</w:t>
+            </w:r>
+          </w:p>
+        </w:tc>
+        <w:tc>
+          <w:tcPr>
+            <w:tcW w:type="dxa" w:w="2880"/>
+          </w:tcPr>
+          <w:p>
+            <w:r/>
+            <w:r>
+              <w:rPr>
+                <w:rFonts w:ascii="Calibri" w:hAnsi="Calibri"/>
+                <w:b w:val="0"/>
+                <w:i w:val="0"/>
+                <w:color w:val="000000"/>
+                <w:sz w:val="22"/>
+                <w:u w:val="none"/>
+              </w:rPr>
+              <w:t>The Electromagnetic Spectrum and Photon Energy (Day 3 of 3)</w:t>
+            </w:r>
+          </w:p>
+        </w:tc>
+        <w:tc>
+          <w:tcPr>
+            <w:tcW w:type="dxa" w:w="864"/>
+          </w:tcPr>
+          <w:p>
+            <w:r/>
+            <w:r>
+              <w:rPr>
+                <w:rFonts w:ascii="Calibri" w:hAnsi="Calibri"/>
+                <w:b w:val="0"/>
+                <w:i w:val="0"/>
+                <w:color w:val="000000"/>
+                <w:sz w:val="22"/>
+                <w:u w:val="none"/>
+              </w:rPr>
+              <w:t>1</w:t>
+            </w:r>
+          </w:p>
+        </w:tc>
+        <w:tc>
+          <w:tcPr>
+            <w:tcW w:type="dxa" w:w="5040"/>
+          </w:tcPr>
+          <w:p>
+            <w:r/>
+            <w:r>
+              <w:rPr>
+                <w:rFonts w:ascii="Calibri" w:hAnsi="Calibri"/>
+                <w:b w:val="0"/>
+                <w:i w:val="0"/>
+                <w:color w:val="000000"/>
+                <w:sz w:val="22"/>
+                <w:u w:val="none"/>
+              </w:rPr>
+              <w:t>At the end of 42 minutes I can evaluate and explain my understanding to identify the regions of the electromagnetic spec...</w:t>
+            </w:r>
+          </w:p>
+        </w:tc>
+      </w:tr>
+      <w:tr>
+        <w:tc>
+          <w:tcPr>
+            <w:tcW w:type="dxa" w:w="1008"/>
+            <w:shd w:fill="F2F2F2" w:val="clear"/>
+          </w:tcPr>
+          <w:p>
+            <w:r/>
+            <w:r>
+              <w:rPr>
+                <w:rFonts w:ascii="Calibri" w:hAnsi="Calibri"/>
+                <w:b w:val="0"/>
+                <w:i w:val="0"/>
+                <w:color w:val="000000"/>
+                <w:sz w:val="22"/>
+                <w:u w:val="none"/>
+              </w:rPr>
+              <w:t>14</w:t>
+            </w:r>
+          </w:p>
+        </w:tc>
+        <w:tc>
+          <w:tcPr>
+            <w:tcW w:type="dxa" w:w="2880"/>
+            <w:shd w:fill="F2F2F2" w:val="clear"/>
+          </w:tcPr>
+          <w:p>
+            <w:r/>
+            <w:r>
+              <w:rPr>
+                <w:rFonts w:ascii="Calibri" w:hAnsi="Calibri"/>
+                <w:b w:val="0"/>
+                <w:i w:val="0"/>
+                <w:color w:val="000000"/>
+                <w:sz w:val="22"/>
+                <w:u w:val="none"/>
+              </w:rPr>
+              <w:t>Wave-Particle Duality and Unit 9 Review (Day 1 of 2)</w:t>
+            </w:r>
+          </w:p>
+        </w:tc>
+        <w:tc>
+          <w:tcPr>
+            <w:tcW w:type="dxa" w:w="864"/>
+            <w:shd w:fill="F2F2F2" w:val="clear"/>
+          </w:tcPr>
+          <w:p>
+            <w:r/>
+            <w:r>
+              <w:rPr>
+                <w:rFonts w:ascii="Calibri" w:hAnsi="Calibri"/>
+                <w:b w:val="0"/>
+                <w:i w:val="0"/>
+                <w:color w:val="000000"/>
+                <w:sz w:val="22"/>
+                <w:u w:val="none"/>
+              </w:rPr>
+              <w:t>1</w:t>
+            </w:r>
+          </w:p>
+        </w:tc>
+        <w:tc>
+          <w:tcPr>
+            <w:tcW w:type="dxa" w:w="5040"/>
+            <w:shd w:fill="F2F2F2" w:val="clear"/>
+          </w:tcPr>
+          <w:p>
+            <w:r/>
+            <w:r>
+              <w:rPr>
+                <w:rFonts w:ascii="Calibri" w:hAnsi="Calibri"/>
+                <w:b w:val="0"/>
+                <w:i w:val="0"/>
+                <w:color w:val="000000"/>
+                <w:sz w:val="22"/>
+                <w:u w:val="none"/>
+              </w:rPr>
+              <w:t>At the end of 42 minutes I can define and identify key concepts related to: evaluate claims about whether the wave or pa...</w:t>
+            </w:r>
+          </w:p>
+        </w:tc>
+      </w:tr>
+      <w:tr>
+        <w:tc>
+          <w:tcPr>
+            <w:tcW w:type="dxa" w:w="1008"/>
+          </w:tcPr>
+          <w:p>
+            <w:r/>
+            <w:r>
+              <w:rPr>
+                <w:rFonts w:ascii="Calibri" w:hAnsi="Calibri"/>
+                <w:b w:val="0"/>
+                <w:i w:val="0"/>
+                <w:color w:val="000000"/>
+                <w:sz w:val="22"/>
+                <w:u w:val="none"/>
+              </w:rPr>
+              <w:t>15</w:t>
+            </w:r>
+          </w:p>
+        </w:tc>
+        <w:tc>
+          <w:tcPr>
+            <w:tcW w:type="dxa" w:w="2880"/>
+          </w:tcPr>
+          <w:p>
+            <w:r/>
+            <w:r>
+              <w:rPr>
+                <w:rFonts w:ascii="Calibri" w:hAnsi="Calibri"/>
+                <w:b w:val="0"/>
+                <w:i w:val="0"/>
+                <w:color w:val="000000"/>
+                <w:sz w:val="22"/>
+                <w:u w:val="none"/>
+              </w:rPr>
+              <w:t>Wave-Particle Duality and Unit 9 Review (Day 2 of 2)</w:t>
+            </w:r>
+          </w:p>
+        </w:tc>
+        <w:tc>
+          <w:tcPr>
+            <w:tcW w:type="dxa" w:w="864"/>
+          </w:tcPr>
+          <w:p>
+            <w:r/>
+            <w:r>
+              <w:rPr>
+                <w:rFonts w:ascii="Calibri" w:hAnsi="Calibri"/>
+                <w:b w:val="0"/>
+                <w:i w:val="0"/>
+                <w:color w:val="000000"/>
+                <w:sz w:val="22"/>
+                <w:u w:val="none"/>
+              </w:rPr>
+              <w:t>1</w:t>
+            </w:r>
+          </w:p>
+        </w:tc>
+        <w:tc>
+          <w:tcPr>
+            <w:tcW w:type="dxa" w:w="5040"/>
+          </w:tcPr>
+          <w:p>
+            <w:r/>
+            <w:r>
+              <w:rPr>
+                <w:rFonts w:ascii="Calibri" w:hAnsi="Calibri"/>
+                <w:b w:val="0"/>
+                <w:i w:val="0"/>
+                <w:color w:val="000000"/>
+                <w:sz w:val="22"/>
+                <w:u w:val="none"/>
+              </w:rPr>
+              <w:t>At the end of 42 minutes I can apply and analyze my understanding to evaluate claims about whether the wave or particle ...</w:t>
+            </w:r>
+          </w:p>
+        </w:tc>
+      </w:tr>
+      <w:tr>
+        <w:tc>
+          <w:tcPr>
+            <w:tcW w:type="dxa" w:w="1008"/>
+            <w:shd w:fill="F2F2F2" w:val="clear"/>
+          </w:tcPr>
+          <w:p>
+            <w:r/>
+            <w:r>
+              <w:rPr>
+                <w:rFonts w:ascii="Calibri" w:hAnsi="Calibri"/>
+                <w:b w:val="0"/>
+                <w:i w:val="0"/>
+                <w:color w:val="000000"/>
+                <w:sz w:val="22"/>
+                <w:u w:val="none"/>
+              </w:rPr>
+              <w:t>16</w:t>
+            </w:r>
+          </w:p>
+        </w:tc>
+        <w:tc>
+          <w:tcPr>
+            <w:tcW w:type="dxa" w:w="2880"/>
+            <w:shd w:fill="F2F2F2" w:val="clear"/>
+          </w:tcPr>
+          <w:p>
+            <w:r/>
+            <w:r>
+              <w:rPr>
+                <w:rFonts w:ascii="Calibri" w:hAnsi="Calibri"/>
+                <w:b w:val="0"/>
+                <w:i w:val="0"/>
+                <w:color w:val="000000"/>
+                <w:sz w:val="22"/>
+                <w:u w:val="none"/>
+              </w:rPr>
+              <w:t>Total Internal Reflection and Fiber Optics</w:t>
+            </w:r>
+          </w:p>
+        </w:tc>
+        <w:tc>
+          <w:tcPr>
+            <w:tcW w:type="dxa" w:w="864"/>
+            <w:shd w:fill="F2F2F2" w:val="clear"/>
+          </w:tcPr>
+          <w:p>
+            <w:r/>
+            <w:r>
+              <w:rPr>
+                <w:rFonts w:ascii="Calibri" w:hAnsi="Calibri"/>
+                <w:b w:val="0"/>
+                <w:i w:val="0"/>
+                <w:color w:val="000000"/>
+                <w:sz w:val="22"/>
+                <w:u w:val="none"/>
+              </w:rPr>
+              <w:t>1</w:t>
+            </w:r>
+          </w:p>
+        </w:tc>
+        <w:tc>
+          <w:tcPr>
+            <w:tcW w:type="dxa" w:w="5040"/>
+            <w:shd w:fill="F2F2F2" w:val="clear"/>
+          </w:tcPr>
+          <w:p>
+            <w:r/>
+            <w:r>
+              <w:rPr>
+                <w:rFonts w:ascii="Calibri" w:hAnsi="Calibri"/>
+                <w:b w:val="0"/>
+                <w:i w:val="0"/>
+                <w:color w:val="000000"/>
+                <w:sz w:val="22"/>
+                <w:u w:val="none"/>
+              </w:rPr>
+              <w:t>At the end of 42 minutes I can explain total internal reflection and describe how it enables fiber optic technology.</w:t>
+            </w:r>
+          </w:p>
+        </w:tc>
+      </w:tr>
+      <w:tr>
+        <w:tc>
+          <w:tcPr>
+            <w:tcW w:type="dxa" w:w="1008"/>
+          </w:tcPr>
+          <w:p>
+            <w:r/>
+            <w:r>
+              <w:rPr>
+                <w:rFonts w:ascii="Calibri" w:hAnsi="Calibri"/>
+                <w:b w:val="0"/>
+                <w:i w:val="0"/>
+                <w:color w:val="000000"/>
+                <w:sz w:val="22"/>
+                <w:u w:val="none"/>
+              </w:rPr>
+              <w:t>17</w:t>
+            </w:r>
+          </w:p>
+        </w:tc>
+        <w:tc>
+          <w:tcPr>
+            <w:tcW w:type="dxa" w:w="2880"/>
+          </w:tcPr>
+          <w:p>
+            <w:r/>
+            <w:r>
+              <w:rPr>
+                <w:rFonts w:ascii="Calibri" w:hAnsi="Calibri"/>
+                <w:b w:val="0"/>
+                <w:i w:val="0"/>
+                <w:color w:val="000000"/>
+                <w:sz w:val="22"/>
+                <w:u w:val="none"/>
+              </w:rPr>
+              <w:t>Color, Filters, and the Interaction of Light with Matter</w:t>
+            </w:r>
+          </w:p>
+        </w:tc>
+        <w:tc>
+          <w:tcPr>
+            <w:tcW w:type="dxa" w:w="864"/>
+          </w:tcPr>
+          <w:p>
+            <w:r/>
+            <w:r>
+              <w:rPr>
+                <w:rFonts w:ascii="Calibri" w:hAnsi="Calibri"/>
+                <w:b w:val="0"/>
+                <w:i w:val="0"/>
+                <w:color w:val="000000"/>
+                <w:sz w:val="22"/>
+                <w:u w:val="none"/>
+              </w:rPr>
+              <w:t>1</w:t>
+            </w:r>
+          </w:p>
+        </w:tc>
+        <w:tc>
+          <w:tcPr>
+            <w:tcW w:type="dxa" w:w="5040"/>
+          </w:tcPr>
+          <w:p>
+            <w:r/>
+            <w:r>
+              <w:rPr>
+                <w:rFonts w:ascii="Calibri" w:hAnsi="Calibri"/>
+                <w:b w:val="0"/>
+                <w:i w:val="0"/>
+                <w:color w:val="000000"/>
+                <w:sz w:val="22"/>
+                <w:u w:val="none"/>
+              </w:rPr>
+              <w:t>At the end of 42 minutes I can explain how objects get their color through absorption, reflection, and transmission of l...</w:t>
+            </w:r>
+          </w:p>
+        </w:tc>
+      </w:tr>
+      <w:tr>
+        <w:tc>
+          <w:tcPr>
+            <w:tcW w:type="dxa" w:w="1008"/>
+            <w:shd w:fill="F2F2F2" w:val="clear"/>
+          </w:tcPr>
+          <w:p>
+            <w:r/>
+            <w:r>
+              <w:rPr>
+                <w:rFonts w:ascii="Calibri" w:hAnsi="Calibri"/>
+                <w:b w:val="0"/>
+                <w:i w:val="0"/>
+                <w:color w:val="000000"/>
+                <w:sz w:val="22"/>
+                <w:u w:val="none"/>
+              </w:rPr>
+              <w:t>18</w:t>
+            </w:r>
+          </w:p>
+        </w:tc>
+        <w:tc>
+          <w:tcPr>
+            <w:tcW w:type="dxa" w:w="2880"/>
+            <w:shd w:fill="F2F2F2" w:val="clear"/>
+          </w:tcPr>
+          <w:p>
+            <w:r/>
+            <w:r>
+              <w:rPr>
+                <w:rFonts w:ascii="Calibri" w:hAnsi="Calibri"/>
+                <w:b w:val="0"/>
+                <w:i w:val="0"/>
+                <w:color w:val="000000"/>
+                <w:sz w:val="22"/>
+                <w:u w:val="none"/>
+              </w:rPr>
+              <w:t>Optics Unit Review and Problem Solving</w:t>
+            </w:r>
+          </w:p>
+        </w:tc>
+        <w:tc>
+          <w:tcPr>
+            <w:tcW w:type="dxa" w:w="864"/>
+            <w:shd w:fill="F2F2F2" w:val="clear"/>
+          </w:tcPr>
+          <w:p>
+            <w:r/>
+            <w:r>
+              <w:rPr>
+                <w:rFonts w:ascii="Calibri" w:hAnsi="Calibri"/>
+                <w:b w:val="0"/>
+                <w:i w:val="0"/>
+                <w:color w:val="000000"/>
+                <w:sz w:val="22"/>
+                <w:u w:val="none"/>
+              </w:rPr>
+              <w:t>1</w:t>
+            </w:r>
+          </w:p>
+        </w:tc>
+        <w:tc>
+          <w:tcPr>
+            <w:tcW w:type="dxa" w:w="5040"/>
+            <w:shd w:fill="F2F2F2" w:val="clear"/>
+          </w:tcPr>
+          <w:p>
+            <w:r/>
+            <w:r>
+              <w:rPr>
+                <w:rFonts w:ascii="Calibri" w:hAnsi="Calibri"/>
+                <w:b w:val="0"/>
+                <w:i w:val="0"/>
+                <w:color w:val="000000"/>
+                <w:sz w:val="22"/>
+                <w:u w:val="none"/>
+              </w:rPr>
+              <w:t>At the end of 42 minutes I can solve mirror, lens, and wave optics problems and connect optics concepts to real-world ap...</w:t>
             </w:r>
           </w:p>
         </w:tc>
@@ -928,6 +1888,8 @@
                 <w:sz w:val="22"/>
                 <w:u w:val="none"/>
               </w:rPr>
+              <w:t>Constructing Explanations</w:t>
+              <w:br/>
               <w:t>Constructing Explanations and Designing Solutions</w:t>
               <w:br/>
               <w:t>Developing and Using Models</w:t>
@@ -957,6 +1919,8 @@
               </w:rPr>
               <w:t>Cause and Effect</w:t>
               <w:br/>
+              <w:t>Energy and Matter</w:t>
+              <w:br/>
               <w:t>Energy and Matter in Systems</w:t>
               <w:br/>
               <w:t>Patterns</w:t>
@@ -985,6 +1949,8 @@
                 <w:u w:val="none"/>
               </w:rPr>
               <w:t>PS4.B: Electromagnetic Radiation</w:t>
+              <w:br/>
+              <w:t>PS4.C: Information Technologies</w:t>
             </w:r>
           </w:p>
         </w:tc>
